--- a/public/downloads/transfer.docx
+++ b/public/downloads/transfer.docx
@@ -1,6 +1,6 @@
 
 <file path=word/document.xml><?xml version="1.0" encoding="utf-8"?>
-<w:document xmlns:wpc="http://schemas.microsoft.com/office/word/2010/wordprocessingCanvas" xmlns:cx="http://schemas.microsoft.com/office/drawing/2014/chartex" xmlns:cx1="http://schemas.microsoft.com/office/drawing/2015/9/8/chartex" xmlns:cx2="http://schemas.microsoft.com/office/drawing/2015/10/21/chartex" xmlns:cx3="http://schemas.microsoft.com/office/drawing/2016/5/9/chartex" xmlns:cx4="http://schemas.microsoft.com/office/drawing/2016/5/10/chartex" xmlns:cx5="http://schemas.microsoft.com/office/drawing/2016/5/11/chartex" xmlns:cx6="http://schemas.microsoft.com/office/drawing/2016/5/12/chartex" xmlns:cx7="http://schemas.microsoft.com/office/drawing/2016/5/13/chartex" xmlns:cx8="http://schemas.microsoft.com/office/drawing/2016/5/14/chartex" xmlns:mc="http://schemas.openxmlformats.org/markup-compatibility/2006" xmlns:aink="http://schemas.microsoft.com/office/drawing/2016/ink" xmlns:am3d="http://schemas.microsoft.com/office/drawing/2017/model3d" xmlns:o="urn:schemas-microsoft-com:office:office" xmlns:r="http://schemas.openxmlformats.org/officeDocument/2006/relationships" xmlns:m="http://schemas.openxmlformats.org/officeDocument/2006/math" xmlns:v="urn:schemas-microsoft-com:vml" xmlns:wp14="http://schemas.microsoft.com/office/word/2010/wordprocessingDrawing" xmlns:wp="http://schemas.openxmlformats.org/drawingml/2006/wordprocessingDrawing" xmlns:w10="urn:schemas-microsoft-com:office:word" xmlns:w="http://schemas.openxmlformats.org/wordprocessingml/2006/main" xmlns:w14="http://schemas.microsoft.com/office/word/2010/wordml" xmlns:w15="http://schemas.microsoft.com/office/word/2012/wordml" xmlns:w16cid="http://schemas.microsoft.com/office/word/2016/wordml/cid" xmlns:w16se="http://schemas.microsoft.com/office/word/2015/wordml/symex" xmlns:wpg="http://schemas.microsoft.com/office/word/2010/wordprocessingGroup" xmlns:wpi="http://schemas.microsoft.com/office/word/2010/wordprocessingInk" xmlns:wne="http://schemas.microsoft.com/office/word/2006/wordml" xmlns:wps="http://schemas.microsoft.com/office/word/2010/wordprocessingShape" mc:Ignorable="w14 w15 w16se w16cid wp14">
+<w:document xmlns:wpc="http://schemas.microsoft.com/office/word/2010/wordprocessingCanvas" xmlns:mc="http://schemas.openxmlformats.org/markup-compatibility/2006" xmlns:o="urn:schemas-microsoft-com:office:office" xmlns:r="http://schemas.openxmlformats.org/officeDocument/2006/relationships" xmlns:m="http://schemas.openxmlformats.org/officeDocument/2006/math" xmlns:v="urn:schemas-microsoft-com:vml" xmlns:wp14="http://schemas.microsoft.com/office/word/2010/wordprocessingDrawing" xmlns:wp="http://schemas.openxmlformats.org/drawingml/2006/wordprocessingDrawing" xmlns:w10="urn:schemas-microsoft-com:office:word" xmlns:w="http://schemas.openxmlformats.org/wordprocessingml/2006/main" xmlns:w14="http://schemas.microsoft.com/office/word/2010/wordml" xmlns:w15="http://schemas.microsoft.com/office/word/2012/wordml" xmlns:wpg="http://schemas.microsoft.com/office/word/2010/wordprocessingGroup" xmlns:wpi="http://schemas.microsoft.com/office/word/2010/wordprocessingInk" xmlns:wne="http://schemas.microsoft.com/office/word/2006/wordml" xmlns:wps="http://schemas.microsoft.com/office/word/2010/wordprocessingShape" mc:Ignorable="w14 w15 wp14">
   <w:body>
     <w:p>
       <w:pPr>
@@ -23,27 +23,29 @@
       <w:pPr>
         <w:pStyle w:val="NoSpacing"/>
         <w:jc w:val="center"/>
+      </w:pPr>
+      <w:r>
         <w:rPr>
           <w:b/>
           <w:sz w:val="32"/>
         </w:rPr>
-      </w:pPr>
-      <w:r>
-        <w:rPr>
-          <w:b/>
-          <w:sz w:val="32"/>
-        </w:rPr>
         <w:t xml:space="preserve">                                  </w:t>
       </w:r>
       <w:r>
         <w:t xml:space="preserve">                                                                        </w:t>
       </w:r>
       <w:r>
+        <w:rPr>
+          <w:rFonts w:ascii="Times New Roman" w:hAnsi="Times New Roman"/>
+          <w:noProof/>
+          <w:sz w:val="24"/>
+          <w:szCs w:val="24"/>
+        </w:rPr>
         <w:drawing>
-          <wp:inline distT="0" distB="0" distL="0" distR="0" wp14:anchorId="5B4F9E0D" wp14:editId="186F4B24">
-            <wp:extent cx="1485900" cy="628650"/>
-            <wp:effectExtent l="0" t="0" r="0" b="0"/>
-            <wp:docPr id="2" name="Picture 2"/>
+          <wp:inline distT="0" distB="0" distL="0" distR="0" wp14:anchorId="41F6F9E2" wp14:editId="48C87455">
+            <wp:extent cx="895350" cy="714375"/>
+            <wp:effectExtent l="0" t="0" r="0" b="9525"/>
+            <wp:docPr id="1" name="Picture 1"/>
             <wp:cNvGraphicFramePr>
               <a:graphicFrameLocks xmlns:a="http://schemas.openxmlformats.org/drawingml/2006/main" noChangeAspect="1"/>
             </wp:cNvGraphicFramePr>
@@ -51,23 +53,36 @@
               <a:graphicData uri="http://schemas.openxmlformats.org/drawingml/2006/picture">
                 <pic:pic xmlns:pic="http://schemas.openxmlformats.org/drawingml/2006/picture">
                   <pic:nvPicPr>
-                    <pic:cNvPr id="1" name=""/>
-                    <pic:cNvPicPr/>
+                    <pic:cNvPr id="0" name="Picture 1"/>
+                    <pic:cNvPicPr>
+                      <a:picLocks noChangeAspect="1" noChangeArrowheads="1"/>
+                    </pic:cNvPicPr>
                   </pic:nvPicPr>
                   <pic:blipFill>
-                    <a:blip r:embed="rId7"/>
+                    <a:blip r:embed="rId7">
+                      <a:extLst>
+                        <a:ext uri="{28A0092B-C50C-407E-A947-70E740481C1C}">
+                          <a14:useLocalDpi xmlns:a14="http://schemas.microsoft.com/office/drawing/2010/main" val="0"/>
+                        </a:ext>
+                      </a:extLst>
+                    </a:blip>
+                    <a:srcRect/>
                     <a:stretch>
                       <a:fillRect/>
                     </a:stretch>
                   </pic:blipFill>
-                  <pic:spPr>
+                  <pic:spPr bwMode="auto">
                     <a:xfrm>
                       <a:off x="0" y="0"/>
-                      <a:ext cx="1485900" cy="628650"/>
+                      <a:ext cx="895350" cy="714375"/>
                     </a:xfrm>
                     <a:prstGeom prst="rect">
                       <a:avLst/>
                     </a:prstGeom>
+                    <a:noFill/>
+                    <a:ln>
+                      <a:noFill/>
+                    </a:ln>
                   </pic:spPr>
                 </pic:pic>
               </a:graphicData>
@@ -75,62 +90,42 @@
           </wp:inline>
         </w:drawing>
       </w:r>
-      <w:bookmarkStart w:id="0" w:name="_GoBack"/>
-      <w:bookmarkEnd w:id="0"/>
-      <w:r>
+    </w:p>
+    <w:p>
+      <w:pPr>
+        <w:pStyle w:val="NoSpacing"/>
+        <w:jc w:val="center"/>
         <w:rPr>
           <w:b/>
           <w:sz w:val="32"/>
         </w:rPr>
-        <w:t>EMPLOYEE</w:t>
-      </w:r>
+      </w:pPr>
       <w:r>
         <w:rPr>
           <w:b/>
           <w:sz w:val="32"/>
         </w:rPr>
-        <w:t xml:space="preserve"> TRANSFER</w:t>
-      </w:r>
-    </w:p>
-    <w:p>
-      <w:pPr>
-        <w:pStyle w:val="NoSpacing"/>
-        <w:jc w:val="center"/>
-      </w:pPr>
-      <w:r>
-        <w:rPr>
-          <w:rFonts w:hint="eastAsia"/>
+        <w:t>EMPLOYEE</w:t>
+      </w:r>
+      <w:r>
+        <w:rPr>
           <w:b/>
           <w:sz w:val="32"/>
-          <w:lang w:eastAsia="zh-CN"/>
-        </w:rPr>
-        <w:t>转岗申请表</w:t>
-      </w:r>
-    </w:p>
-    <w:p>
-      <w:pPr>
-        <w:rPr>
-          <w:rFonts w:ascii="Arial Narrow" w:hAnsi="Arial Narrow"/>
-        </w:rPr>
-      </w:pPr>
-      <w:r>
-        <w:rPr>
-          <w:rFonts w:ascii="Arial Narrow" w:hAnsi="Arial Narrow"/>
-        </w:rPr>
-        <w:t>Date</w:t>
-      </w:r>
-      <w:r>
-        <w:rPr>
-          <w:rFonts w:ascii="Arial Narrow" w:hAnsi="Arial Narrow" w:hint="eastAsia"/>
-          <w:lang w:eastAsia="zh-CN"/>
-        </w:rPr>
-        <w:t>日期</w:t>
-      </w:r>
-      <w:r>
-        <w:rPr>
-          <w:rFonts w:ascii="Arial Narrow" w:hAnsi="Arial Narrow"/>
-        </w:rPr>
-        <w:t>:</w:t>
+        </w:rPr>
+        <w:t xml:space="preserve"> TRANSFER</w:t>
+      </w:r>
+    </w:p>
+    <w:p>
+      <w:pPr>
+        <w:rPr>
+          <w:rFonts w:ascii="Arial Narrow" w:hAnsi="Arial Narrow"/>
+        </w:rPr>
+      </w:pPr>
+      <w:r>
+        <w:rPr>
+          <w:rFonts w:ascii="Arial Narrow" w:hAnsi="Arial Narrow"/>
+        </w:rPr>
+        <w:t>Date:</w:t>
       </w:r>
       <w:r>
         <w:rPr>
@@ -193,63 +188,14 @@
           <w:rFonts w:ascii="Arial Narrow" w:hAnsi="Arial Narrow" w:hint="eastAsia"/>
           <w:lang w:eastAsia="zh-CN"/>
         </w:rPr>
-        <w:t>转出部门</w:t>
+        <w:t xml:space="preserve"> </w:t>
       </w:r>
       <w:r>
         <w:rPr>
           <w:rFonts w:ascii="Arial Narrow" w:hAnsi="Arial Narrow" w:hint="eastAsia"/>
           <w:lang w:eastAsia="zh-CN"/>
         </w:rPr>
-        <w:t xml:space="preserve"> </w:t>
-      </w:r>
-      <w:r>
-        <w:rPr>
-          <w:rFonts w:ascii="Arial Narrow" w:hAnsi="Arial Narrow" w:hint="eastAsia"/>
-          <w:lang w:eastAsia="zh-CN"/>
-        </w:rPr>
         <w:t>/</w:t>
-      </w:r>
-      <w:r>
-        <w:rPr>
-          <w:rFonts w:ascii="Arial Narrow" w:hAnsi="Arial Narrow"/>
-          <w:lang w:eastAsia="zh-CN"/>
-        </w:rPr>
-        <w:t xml:space="preserve"> </w:t>
-      </w:r>
-      <w:r>
-        <w:rPr>
-          <w:rFonts w:ascii="Arial Narrow" w:hAnsi="Arial Narrow" w:hint="eastAsia"/>
-          <w:lang w:eastAsia="zh-CN"/>
-        </w:rPr>
-        <w:t>工区</w:t>
-      </w:r>
-      <w:r>
-        <w:rPr>
-          <w:rFonts w:ascii="Arial Narrow" w:hAnsi="Arial Narrow" w:hint="eastAsia"/>
-          <w:lang w:eastAsia="zh-CN"/>
-        </w:rPr>
-        <w:t xml:space="preserve"> </w:t>
-      </w:r>
-      <w:r>
-        <w:rPr>
-          <w:rFonts w:ascii="Arial Narrow" w:hAnsi="Arial Narrow" w:hint="eastAsia"/>
-          <w:lang w:eastAsia="zh-CN"/>
-        </w:rPr>
-        <w:t>/</w:t>
-      </w:r>
-      <w:r>
-        <w:rPr>
-          <w:rFonts w:ascii="Arial Narrow" w:hAnsi="Arial Narrow"/>
-          <w:lang w:eastAsia="zh-CN"/>
-        </w:rPr>
-        <w:t xml:space="preserve"> </w:t>
-      </w:r>
-      <w:r>
-        <w:rPr>
-          <w:rFonts w:ascii="Arial Narrow" w:hAnsi="Arial Narrow" w:hint="eastAsia"/>
-          <w:lang w:eastAsia="zh-CN"/>
-        </w:rPr>
-        <w:t>队伍</w:t>
       </w:r>
       <w:r>
         <w:rPr>
@@ -303,7 +249,7 @@
           <w:rFonts w:ascii="Arial Narrow" w:hAnsi="Arial Narrow" w:hint="eastAsia"/>
           <w:lang w:eastAsia="zh-CN"/>
         </w:rPr>
-        <w:t>目前职位</w:t>
+        <w:t xml:space="preserve"> </w:t>
       </w:r>
       <w:r>
         <w:rPr>
@@ -339,20 +285,7 @@
         <w:rPr>
           <w:rFonts w:ascii="Arial Narrow" w:hAnsi="Arial Narrow"/>
         </w:rPr>
-        <w:t>End Date</w:t>
-      </w:r>
-      <w:r>
-        <w:rPr>
-          <w:rFonts w:ascii="Arial Narrow" w:hAnsi="Arial Narrow" w:hint="eastAsia"/>
-          <w:lang w:eastAsia="zh-CN"/>
-        </w:rPr>
-        <w:t>结束日期</w:t>
-      </w:r>
-      <w:r>
-        <w:rPr>
-          <w:rFonts w:ascii="Arial Narrow" w:hAnsi="Arial Narrow"/>
-        </w:rPr>
-        <w:t>: …………………………………….</w:t>
+        <w:t>End Date: …………………………………….</w:t>
       </w:r>
     </w:p>
     <w:p>
@@ -374,20 +307,7 @@
         <w:rPr>
           <w:rFonts w:ascii="Arial Narrow" w:hAnsi="Arial Narrow"/>
         </w:rPr>
-        <w:t>’s Name</w:t>
-      </w:r>
-      <w:r>
-        <w:rPr>
-          <w:rFonts w:ascii="Arial Narrow" w:hAnsi="Arial Narrow" w:hint="eastAsia"/>
-          <w:lang w:eastAsia="zh-CN"/>
-        </w:rPr>
-        <w:t>中国主管签名</w:t>
-      </w:r>
-      <w:r>
-        <w:rPr>
-          <w:rFonts w:ascii="Arial Narrow" w:hAnsi="Arial Narrow"/>
-        </w:rPr>
-        <w:t xml:space="preserve">: </w:t>
+        <w:t xml:space="preserve">’s Name: </w:t>
       </w:r>
       <w:r>
         <w:rPr>
@@ -433,16 +353,91 @@
       </w:r>
       <w:r>
         <w:rPr>
-          <w:rFonts w:ascii="Arial Narrow" w:hAnsi="Arial Narrow" w:hint="eastAsia"/>
+          <w:rFonts w:ascii="Arial Narrow" w:hAnsi="Arial Narrow"/>
+        </w:rPr>
+        <w:t>:</w:t>
+      </w:r>
+      <w:r>
+        <w:rPr>
+          <w:rFonts w:ascii="Arial Narrow" w:hAnsi="Arial Narrow"/>
+        </w:rPr>
+        <w:tab/>
+      </w:r>
+    </w:p>
+    <w:p>
+      <w:pPr>
+        <w:rPr>
+          <w:rFonts w:ascii="Arial Narrow" w:hAnsi="Arial Narrow"/>
+        </w:rPr>
+      </w:pPr>
+      <w:r>
+        <w:rPr>
+          <w:rFonts w:ascii="Arial Narrow" w:hAnsi="Arial Narrow"/>
+        </w:rPr>
+        <w:t>Name:</w:t>
+      </w:r>
+      <w:r>
+        <w:rPr>
+          <w:rFonts w:ascii="Arial Narrow" w:hAnsi="Arial Narrow"/>
+        </w:rPr>
+        <w:t xml:space="preserve"> </w:t>
+      </w:r>
+      <w:r>
+        <w:rPr>
+          <w:rFonts w:ascii="Arial Narrow" w:hAnsi="Arial Narrow"/>
+        </w:rPr>
+        <w:t>……………………………………………</w:t>
+      </w:r>
+      <w:r>
+        <w:rPr>
+          <w:rFonts w:ascii="Arial Narrow" w:hAnsi="Arial Narrow"/>
+        </w:rPr>
+        <w:t>………</w:t>
+      </w:r>
+      <w:r>
+        <w:rPr>
+          <w:rFonts w:ascii="Arial Narrow" w:hAnsi="Arial Narrow"/>
+        </w:rPr>
+        <w:tab/>
+        <w:t>Date Applied ………………...</w:t>
+      </w:r>
+      <w:r>
+        <w:rPr>
+          <w:rFonts w:ascii="Arial Narrow" w:hAnsi="Arial Narrow"/>
+        </w:rPr>
+        <w:t>.....................</w:t>
+      </w:r>
+    </w:p>
+    <w:p>
+      <w:pPr>
+        <w:rPr>
+          <w:rFonts w:ascii="Arial Narrow" w:hAnsi="Arial Narrow"/>
+        </w:rPr>
+      </w:pPr>
+      <w:r>
+        <w:rPr>
+          <w:rFonts w:ascii="Arial Narrow" w:hAnsi="Arial Narrow"/>
+        </w:rPr>
+        <w:t>Cell Phone No. :…………………</w:t>
+      </w:r>
+      <w:r>
+        <w:rPr>
+          <w:rFonts w:ascii="Arial Narrow" w:hAnsi="Arial Narrow"/>
+        </w:rPr>
+        <w:t>……………</w:t>
+      </w:r>
+      <w:r>
+        <w:rPr>
+          <w:rFonts w:ascii="Arial Narrow" w:hAnsi="Arial Narrow"/>
           <w:lang w:eastAsia="zh-CN"/>
         </w:rPr>
-        <w:t>员工信息</w:t>
-      </w:r>
-      <w:r>
-        <w:rPr>
-          <w:rFonts w:ascii="Arial Narrow" w:hAnsi="Arial Narrow"/>
-        </w:rPr>
-        <w:t>:</w:t>
+        <w:t>….</w:t>
+      </w:r>
+      <w:r>
+        <w:rPr>
+          <w:rFonts w:ascii="Arial Narrow" w:hAnsi="Arial Narrow"/>
+        </w:rPr>
+        <w:t xml:space="preserve">    </w:t>
       </w:r>
       <w:r>
         <w:rPr>
@@ -450,31 +445,17 @@
         </w:rPr>
         <w:tab/>
       </w:r>
-    </w:p>
-    <w:p>
-      <w:pPr>
-        <w:rPr>
-          <w:rFonts w:ascii="Arial Narrow" w:hAnsi="Arial Narrow"/>
-        </w:rPr>
-      </w:pPr>
-      <w:r>
-        <w:rPr>
-          <w:rFonts w:ascii="Arial Narrow" w:hAnsi="Arial Narrow"/>
-        </w:rPr>
-        <w:t>Name</w:t>
-      </w:r>
-      <w:r>
-        <w:rPr>
-          <w:rFonts w:ascii="Arial Narrow" w:hAnsi="Arial Narrow" w:hint="eastAsia"/>
-          <w:lang w:eastAsia="zh-CN"/>
-        </w:rPr>
-        <w:t>名字</w:t>
-      </w:r>
-      <w:r>
-        <w:rPr>
-          <w:rFonts w:ascii="Arial Narrow" w:hAnsi="Arial Narrow"/>
-        </w:rPr>
-        <w:t>:</w:t>
+      <w:r>
+        <w:rPr>
+          <w:rFonts w:ascii="Arial Narrow" w:hAnsi="Arial Narrow"/>
+        </w:rPr>
+        <w:t>E</w:t>
+      </w:r>
+      <w:r>
+        <w:rPr>
+          <w:rFonts w:ascii="Arial Narrow" w:hAnsi="Arial Narrow"/>
+        </w:rPr>
+        <w:t>mployee ID No:</w:t>
       </w:r>
       <w:r>
         <w:rPr>
@@ -486,113 +467,6 @@
         <w:rPr>
           <w:rFonts w:ascii="Arial Narrow" w:hAnsi="Arial Narrow"/>
         </w:rPr>
-        <w:t>……………………………………………</w:t>
-      </w:r>
-      <w:r>
-        <w:rPr>
-          <w:rFonts w:ascii="Arial Narrow" w:hAnsi="Arial Narrow"/>
-        </w:rPr>
-        <w:t>………</w:t>
-      </w:r>
-      <w:r>
-        <w:rPr>
-          <w:rFonts w:ascii="Arial Narrow" w:hAnsi="Arial Narrow"/>
-        </w:rPr>
-        <w:tab/>
-        <w:t xml:space="preserve">Date Applied </w:t>
-      </w:r>
-      <w:r>
-        <w:rPr>
-          <w:rFonts w:ascii="Arial Narrow" w:hAnsi="Arial Narrow" w:hint="eastAsia"/>
-          <w:lang w:eastAsia="zh-CN"/>
-        </w:rPr>
-        <w:t>申请日期</w:t>
-      </w:r>
-      <w:r>
-        <w:rPr>
-          <w:rFonts w:ascii="Arial Narrow" w:hAnsi="Arial Narrow"/>
-        </w:rPr>
-        <w:t>………………...</w:t>
-      </w:r>
-      <w:r>
-        <w:rPr>
-          <w:rFonts w:ascii="Arial Narrow" w:hAnsi="Arial Narrow"/>
-        </w:rPr>
-        <w:t>.....................</w:t>
-      </w:r>
-    </w:p>
-    <w:p>
-      <w:pPr>
-        <w:rPr>
-          <w:rFonts w:ascii="Arial Narrow" w:hAnsi="Arial Narrow"/>
-        </w:rPr>
-      </w:pPr>
-      <w:r>
-        <w:rPr>
-          <w:rFonts w:ascii="Arial Narrow" w:hAnsi="Arial Narrow"/>
-        </w:rPr>
-        <w:t>Cell Phone No</w:t>
-      </w:r>
-      <w:r>
-        <w:rPr>
-          <w:rFonts w:ascii="Arial Narrow" w:hAnsi="Arial Narrow" w:hint="eastAsia"/>
-          <w:lang w:eastAsia="zh-CN"/>
-        </w:rPr>
-        <w:t>联系电话</w:t>
-      </w:r>
-      <w:r>
-        <w:rPr>
-          <w:rFonts w:ascii="Arial Narrow" w:hAnsi="Arial Narrow"/>
-        </w:rPr>
-        <w:t>. :…………………</w:t>
-      </w:r>
-      <w:r>
-        <w:rPr>
-          <w:rFonts w:ascii="Arial Narrow" w:hAnsi="Arial Narrow"/>
-        </w:rPr>
-        <w:t>……………</w:t>
-      </w:r>
-      <w:r>
-        <w:rPr>
-          <w:rFonts w:ascii="Arial Narrow" w:hAnsi="Arial Narrow"/>
-          <w:lang w:eastAsia="zh-CN"/>
-        </w:rPr>
-        <w:t>….</w:t>
-      </w:r>
-      <w:r>
-        <w:rPr>
-          <w:rFonts w:ascii="Arial Narrow" w:hAnsi="Arial Narrow"/>
-        </w:rPr>
-        <w:t xml:space="preserve">    </w:t>
-      </w:r>
-      <w:r>
-        <w:rPr>
-          <w:rFonts w:ascii="Arial Narrow" w:hAnsi="Arial Narrow"/>
-        </w:rPr>
-        <w:tab/>
-      </w:r>
-      <w:r>
-        <w:rPr>
-          <w:rFonts w:ascii="Arial Narrow" w:hAnsi="Arial Narrow"/>
-        </w:rPr>
-        <w:t>E</w:t>
-      </w:r>
-      <w:r>
-        <w:rPr>
-          <w:rFonts w:ascii="Arial Narrow" w:hAnsi="Arial Narrow"/>
-        </w:rPr>
-        <w:t>mployee ID No:</w:t>
-      </w:r>
-      <w:r>
-        <w:rPr>
-          <w:rFonts w:ascii="Arial Narrow" w:hAnsi="Arial Narrow"/>
-        </w:rPr>
-        <w:t xml:space="preserve"> </w:t>
-      </w:r>
-      <w:r>
-        <w:rPr>
-          <w:rFonts w:ascii="Arial Narrow" w:hAnsi="Arial Narrow"/>
-        </w:rPr>
         <w:t>………………………</w:t>
       </w:r>
       <w:r>
@@ -605,16 +479,8 @@
         <w:rPr>
           <w:rFonts w:ascii="Arial Narrow" w:hAnsi="Arial Narrow"/>
         </w:rPr>
-        <w:t>…</w:t>
-      </w:r>
-      <w:proofErr w:type="gramStart"/>
-      <w:r>
-        <w:rPr>
-          <w:rFonts w:ascii="Arial Narrow" w:hAnsi="Arial Narrow"/>
-        </w:rPr>
-        <w:t>…..</w:t>
-      </w:r>
-      <w:proofErr w:type="gramEnd"/>
+        <w:t>……..</w:t>
+      </w:r>
     </w:p>
     <w:p>
       <w:pPr>
@@ -689,70 +555,206 @@
           <w:rFonts w:ascii="Arial Narrow" w:hAnsi="Arial Narrow"/>
           <w:lang w:eastAsia="zh-CN"/>
         </w:rPr>
-        <w:t xml:space="preserve">Team </w:t>
-      </w:r>
-      <w:r>
-        <w:rPr>
-          <w:rFonts w:ascii="Arial Narrow" w:hAnsi="Arial Narrow" w:hint="eastAsia"/>
-          <w:lang w:eastAsia="zh-CN"/>
-        </w:rPr>
-        <w:t>转入部门</w:t>
-      </w:r>
-      <w:r>
-        <w:rPr>
-          <w:rFonts w:ascii="Arial Narrow" w:hAnsi="Arial Narrow" w:hint="eastAsia"/>
-          <w:lang w:eastAsia="zh-CN"/>
+        <w:t>Team</w:t>
+      </w:r>
+      <w:r>
+        <w:rPr>
+          <w:rFonts w:ascii="Arial Narrow" w:hAnsi="Arial Narrow"/>
+        </w:rPr>
+        <w:t>:</w:t>
+      </w:r>
+    </w:p>
+    <w:p>
+      <w:pPr>
+        <w:rPr>
+          <w:rFonts w:ascii="Arial Narrow" w:hAnsi="Arial Narrow"/>
+        </w:rPr>
+      </w:pPr>
+      <w:r>
+        <w:rPr>
+          <w:rFonts w:ascii="Arial Narrow" w:hAnsi="Arial Narrow"/>
+        </w:rPr>
+        <w:t>New</w:t>
+      </w:r>
+      <w:r>
+        <w:rPr>
+          <w:rFonts w:ascii="Arial Narrow" w:hAnsi="Arial Narrow"/>
+        </w:rPr>
+        <w:t xml:space="preserve"> Job</w:t>
+      </w:r>
+      <w:r>
+        <w:rPr>
+          <w:rFonts w:ascii="Arial Narrow" w:hAnsi="Arial Narrow"/>
+        </w:rPr>
+        <w:t xml:space="preserve"> Title:</w:t>
+      </w:r>
+      <w:r>
+        <w:rPr>
+          <w:rFonts w:ascii="Arial Narrow" w:hAnsi="Arial Narrow"/>
         </w:rPr>
         <w:t xml:space="preserve"> </w:t>
       </w:r>
       <w:r>
         <w:rPr>
-          <w:rFonts w:ascii="Arial Narrow" w:hAnsi="Arial Narrow" w:hint="eastAsia"/>
-          <w:lang w:eastAsia="zh-CN"/>
-        </w:rPr>
-        <w:t>/</w:t>
-      </w:r>
-      <w:r>
-        <w:rPr>
-          <w:rFonts w:ascii="Arial Narrow" w:hAnsi="Arial Narrow"/>
-          <w:lang w:eastAsia="zh-CN"/>
+          <w:rFonts w:ascii="Arial Narrow" w:hAnsi="Arial Narrow"/>
+        </w:rPr>
+        <w:t>……………………………………</w:t>
+      </w:r>
+      <w:r>
+        <w:rPr>
+          <w:rFonts w:ascii="Arial Narrow" w:hAnsi="Arial Narrow"/>
+        </w:rPr>
+        <w:t xml:space="preserve">  </w:t>
+      </w:r>
+      <w:r>
+        <w:rPr>
+          <w:rFonts w:ascii="Arial Narrow" w:hAnsi="Arial Narrow"/>
+        </w:rPr>
+        <w:t>Date of Effect:</w:t>
+      </w:r>
+      <w:r>
+        <w:rPr>
+          <w:rFonts w:ascii="Arial Narrow" w:hAnsi="Arial Narrow"/>
         </w:rPr>
         <w:t xml:space="preserve"> </w:t>
       </w:r>
       <w:r>
         <w:rPr>
-          <w:rFonts w:ascii="Arial Narrow" w:hAnsi="Arial Narrow" w:hint="eastAsia"/>
-          <w:lang w:eastAsia="zh-CN"/>
-        </w:rPr>
-        <w:t>工区</w:t>
-      </w:r>
-      <w:r>
-        <w:rPr>
-          <w:rFonts w:ascii="Arial Narrow" w:hAnsi="Arial Narrow" w:hint="eastAsia"/>
-          <w:lang w:eastAsia="zh-CN"/>
+          <w:rFonts w:ascii="Arial Narrow" w:hAnsi="Arial Narrow"/>
+        </w:rPr>
+        <w:t>………………</w:t>
+      </w:r>
+      <w:r>
+        <w:rPr>
+          <w:rFonts w:ascii="Arial Narrow" w:hAnsi="Arial Narrow"/>
+        </w:rPr>
+        <w:t>…………………..</w:t>
+      </w:r>
+    </w:p>
+    <w:p>
+      <w:pPr>
+        <w:rPr>
+          <w:rFonts w:ascii="Arial Narrow" w:hAnsi="Arial Narrow"/>
+        </w:rPr>
+      </w:pPr>
+      <w:r>
+        <w:rPr>
+          <w:rFonts w:ascii="Arial Narrow" w:hAnsi="Arial Narrow"/>
+        </w:rPr>
+        <w:t xml:space="preserve">Chinese </w:t>
+      </w:r>
+      <w:r>
+        <w:rPr>
+          <w:rFonts w:ascii="Arial Narrow" w:hAnsi="Arial Narrow"/>
+        </w:rPr>
+        <w:t>Supervisor</w:t>
+      </w:r>
+      <w:r>
+        <w:rPr>
+          <w:rFonts w:ascii="Arial Narrow" w:hAnsi="Arial Narrow"/>
+        </w:rPr>
+        <w:t xml:space="preserve">’s Name: </w:t>
+      </w:r>
+      <w:r>
+        <w:rPr>
+          <w:rFonts w:ascii="Arial Narrow" w:hAnsi="Arial Narrow"/>
+        </w:rPr>
+        <w:t>……………………………….</w:t>
+      </w:r>
+      <w:r>
+        <w:rPr>
+          <w:rFonts w:ascii="Arial Narrow" w:hAnsi="Arial Narrow"/>
+        </w:rPr>
+        <w:t xml:space="preserve">  </w:t>
+      </w:r>
+      <w:r>
+        <w:rPr>
+          <w:rFonts w:ascii="Arial Narrow" w:hAnsi="Arial Narrow"/>
+        </w:rPr>
+        <w:t xml:space="preserve">    </w:t>
+      </w:r>
+    </w:p>
+    <w:p>
+      <w:pPr>
+        <w:rPr>
+          <w:rFonts w:ascii="Arial Narrow" w:hAnsi="Arial Narrow"/>
+          <w:b/>
+        </w:rPr>
+      </w:pPr>
+      <w:r>
+        <w:rPr>
+          <w:rFonts w:ascii="Arial Narrow" w:hAnsi="Arial Narrow"/>
+          <w:b/>
+        </w:rPr>
+        <w:t>Approval by:</w:t>
+      </w:r>
+    </w:p>
+    <w:p>
+      <w:pPr>
+        <w:rPr>
+          <w:rFonts w:ascii="Arial Narrow" w:hAnsi="Arial Narrow"/>
+        </w:rPr>
+      </w:pPr>
+      <w:r>
+        <w:rPr>
+          <w:rFonts w:ascii="Arial Narrow" w:hAnsi="Arial Narrow"/>
+        </w:rPr>
+        <w:t>Department Manager</w:t>
+      </w:r>
+      <w:r>
+        <w:rPr>
+          <w:rFonts w:ascii="Arial Narrow" w:hAnsi="Arial Narrow"/>
+        </w:rPr>
+        <w:t>:</w:t>
+      </w:r>
+      <w:r>
+        <w:rPr>
+          <w:rFonts w:ascii="Arial Narrow" w:hAnsi="Arial Narrow"/>
         </w:rPr>
         <w:t xml:space="preserve"> </w:t>
       </w:r>
       <w:r>
         <w:rPr>
-          <w:rFonts w:ascii="Arial Narrow" w:hAnsi="Arial Narrow" w:hint="eastAsia"/>
-          <w:lang w:eastAsia="zh-CN"/>
-        </w:rPr>
-        <w:t>/</w:t>
-      </w:r>
-      <w:r>
-        <w:rPr>
-          <w:rFonts w:ascii="Arial Narrow" w:hAnsi="Arial Narrow"/>
-          <w:lang w:eastAsia="zh-CN"/>
+          <w:rFonts w:ascii="Arial Narrow" w:hAnsi="Arial Narrow"/>
+        </w:rPr>
+        <w:t>(F</w:t>
+      </w:r>
+      <w:r>
+        <w:rPr>
+          <w:rFonts w:ascii="Arial Narrow" w:hAnsi="Arial Narrow"/>
+        </w:rPr>
+        <w:t>irst Department</w:t>
+      </w:r>
+      <w:r>
+        <w:rPr>
+          <w:rFonts w:ascii="Arial Narrow" w:hAnsi="Arial Narrow"/>
+        </w:rPr>
+        <w:t>)</w:t>
+      </w:r>
+      <w:r>
+        <w:rPr>
+          <w:rFonts w:ascii="Arial Narrow" w:hAnsi="Arial Narrow"/>
         </w:rPr>
         <w:t xml:space="preserve"> </w:t>
       </w:r>
       <w:r>
         <w:rPr>
-          <w:rFonts w:ascii="Arial Narrow" w:hAnsi="Arial Narrow" w:hint="eastAsia"/>
-          <w:lang w:eastAsia="zh-CN"/>
-        </w:rPr>
-        <w:t>队伍</w:t>
+          <w:rFonts w:ascii="Arial Narrow" w:hAnsi="Arial Narrow"/>
+        </w:rPr>
+        <w:t>………………………………………………………..</w:t>
+      </w:r>
+    </w:p>
+    <w:p>
+      <w:pPr>
+        <w:rPr>
+          <w:rFonts w:ascii="Arial Narrow" w:hAnsi="Arial Narrow"/>
+        </w:rPr>
+      </w:pPr>
+      <w:r>
+        <w:rPr>
+          <w:rFonts w:ascii="Arial Narrow" w:hAnsi="Arial Narrow"/>
+        </w:rPr>
+        <w:t>Approval by</w:t>
       </w:r>
       <w:r>
         <w:rPr>
@@ -771,26 +773,77 @@
         <w:rPr>
           <w:rFonts w:ascii="Arial Narrow" w:hAnsi="Arial Narrow"/>
         </w:rPr>
-        <w:t>New</w:t>
-      </w:r>
-      <w:r>
-        <w:rPr>
-          <w:rFonts w:ascii="Arial Narrow" w:hAnsi="Arial Narrow"/>
-        </w:rPr>
-        <w:t xml:space="preserve"> Job</w:t>
-      </w:r>
-      <w:r>
-        <w:rPr>
-          <w:rFonts w:ascii="Arial Narrow" w:hAnsi="Arial Narrow"/>
-        </w:rPr>
-        <w:t xml:space="preserve"> Title</w:t>
-      </w:r>
-      <w:r>
-        <w:rPr>
-          <w:rFonts w:ascii="Arial Narrow" w:hAnsi="Arial Narrow" w:hint="eastAsia"/>
-          <w:lang w:eastAsia="zh-CN"/>
-        </w:rPr>
-        <w:t>新职位</w:t>
+        <w:t xml:space="preserve">Department Manager </w:t>
+      </w:r>
+      <w:r>
+        <w:rPr>
+          <w:rFonts w:ascii="Arial Narrow" w:hAnsi="Arial Narrow"/>
+        </w:rPr>
+        <w:t>(S</w:t>
+      </w:r>
+      <w:r>
+        <w:rPr>
+          <w:rFonts w:ascii="Arial Narrow" w:hAnsi="Arial Narrow"/>
+        </w:rPr>
+        <w:t xml:space="preserve">econd </w:t>
+      </w:r>
+      <w:r>
+        <w:rPr>
+          <w:rFonts w:ascii="Arial Narrow" w:hAnsi="Arial Narrow"/>
+        </w:rPr>
+        <w:t>Department</w:t>
+      </w:r>
+      <w:r>
+        <w:rPr>
+          <w:rFonts w:ascii="Arial Narrow" w:hAnsi="Arial Narrow"/>
+        </w:rPr>
+        <w:t>)</w:t>
+      </w:r>
+      <w:r>
+        <w:rPr>
+          <w:rFonts w:ascii="Arial Narrow" w:hAnsi="Arial Narrow"/>
+        </w:rPr>
+        <w:t xml:space="preserve"> </w:t>
+      </w:r>
+      <w:r>
+        <w:rPr>
+          <w:rFonts w:ascii="Arial Narrow" w:hAnsi="Arial Narrow"/>
+        </w:rPr>
+        <w:t>……………………………………………………</w:t>
+      </w:r>
+    </w:p>
+    <w:p>
+      <w:pPr>
+        <w:pStyle w:val="NoSpacing"/>
+        <w:rPr>
+          <w:rFonts w:ascii="Arial Narrow" w:hAnsi="Arial Narrow"/>
+        </w:rPr>
+      </w:pPr>
+    </w:p>
+    <w:p>
+      <w:pPr>
+        <w:pStyle w:val="NoSpacing"/>
+        <w:rPr>
+          <w:rFonts w:ascii="Arial Narrow" w:hAnsi="Arial Narrow"/>
+        </w:rPr>
+      </w:pPr>
+      <w:r>
+        <w:rPr>
+          <w:rFonts w:ascii="Arial Narrow" w:hAnsi="Arial Narrow"/>
+        </w:rPr>
+        <w:t>HR</w:t>
+      </w:r>
+      <w:r>
+        <w:rPr>
+          <w:rFonts w:ascii="Arial Narrow" w:hAnsi="Arial Narrow"/>
+        </w:rPr>
+        <w:t xml:space="preserve"> Manage</w:t>
+      </w:r>
+      <w:r>
+        <w:rPr>
+          <w:rFonts w:ascii="Arial Narrow" w:hAnsi="Arial Narrow"/>
+        </w:rPr>
+        <w:t>r</w:t>
       </w:r>
       <w:r>
         <w:rPr>
@@ -802,367 +855,8 @@
         <w:rPr>
           <w:rFonts w:ascii="Arial Narrow" w:hAnsi="Arial Narrow"/>
         </w:rPr>
-        <w:t xml:space="preserve"> </w:t>
-      </w:r>
-      <w:r>
-        <w:rPr>
-          <w:rFonts w:ascii="Arial Narrow" w:hAnsi="Arial Narrow"/>
-        </w:rPr>
-        <w:t>……………………………………</w:t>
-      </w:r>
-      <w:r>
-        <w:rPr>
-          <w:rFonts w:ascii="Arial Narrow" w:hAnsi="Arial Narrow"/>
-        </w:rPr>
-        <w:t xml:space="preserve">  </w:t>
-      </w:r>
-      <w:r>
-        <w:rPr>
-          <w:rFonts w:ascii="Arial Narrow" w:hAnsi="Arial Narrow"/>
-        </w:rPr>
-        <w:t>Date of Effect</w:t>
-      </w:r>
-      <w:r>
-        <w:rPr>
-          <w:rFonts w:ascii="Arial Narrow" w:hAnsi="Arial Narrow" w:hint="eastAsia"/>
-          <w:lang w:eastAsia="zh-CN"/>
-        </w:rPr>
-        <w:t>开始日期</w:t>
-      </w:r>
-      <w:r>
-        <w:rPr>
-          <w:rFonts w:ascii="Arial Narrow" w:hAnsi="Arial Narrow"/>
-        </w:rPr>
-        <w:t>:</w:t>
-      </w:r>
-      <w:r>
-        <w:rPr>
-          <w:rFonts w:ascii="Arial Narrow" w:hAnsi="Arial Narrow"/>
-        </w:rPr>
-        <w:t xml:space="preserve"> </w:t>
-      </w:r>
-      <w:r>
-        <w:rPr>
-          <w:rFonts w:ascii="Arial Narrow" w:hAnsi="Arial Narrow"/>
-        </w:rPr>
-        <w:t>………………</w:t>
-      </w:r>
-      <w:r>
-        <w:rPr>
-          <w:rFonts w:ascii="Arial Narrow" w:hAnsi="Arial Narrow"/>
-        </w:rPr>
-        <w:t>………………</w:t>
-      </w:r>
-      <w:proofErr w:type="gramStart"/>
-      <w:r>
-        <w:rPr>
-          <w:rFonts w:ascii="Arial Narrow" w:hAnsi="Arial Narrow"/>
-        </w:rPr>
-        <w:t>…..</w:t>
-      </w:r>
-      <w:proofErr w:type="gramEnd"/>
-    </w:p>
-    <w:p>
-      <w:pPr>
-        <w:rPr>
-          <w:rFonts w:ascii="Arial Narrow" w:hAnsi="Arial Narrow"/>
-        </w:rPr>
-      </w:pPr>
-      <w:r>
-        <w:rPr>
-          <w:rFonts w:ascii="Arial Narrow" w:hAnsi="Arial Narrow"/>
-        </w:rPr>
-        <w:t xml:space="preserve">Chinese </w:t>
-      </w:r>
-      <w:r>
-        <w:rPr>
-          <w:rFonts w:ascii="Arial Narrow" w:hAnsi="Arial Narrow"/>
-        </w:rPr>
-        <w:t>Supervisor</w:t>
-      </w:r>
-      <w:r>
-        <w:rPr>
-          <w:rFonts w:ascii="Arial Narrow" w:hAnsi="Arial Narrow"/>
-        </w:rPr>
-        <w:t>’s Name</w:t>
-      </w:r>
-      <w:r>
-        <w:rPr>
-          <w:rFonts w:ascii="Arial Narrow" w:hAnsi="Arial Narrow" w:hint="eastAsia"/>
-          <w:lang w:eastAsia="zh-CN"/>
-        </w:rPr>
-        <w:t>中国主管签名</w:t>
-      </w:r>
-      <w:r>
-        <w:rPr>
-          <w:rFonts w:ascii="Arial Narrow" w:hAnsi="Arial Narrow"/>
-        </w:rPr>
-        <w:t xml:space="preserve">: </w:t>
-      </w:r>
-      <w:r>
-        <w:rPr>
-          <w:rFonts w:ascii="Arial Narrow" w:hAnsi="Arial Narrow"/>
-        </w:rPr>
-        <w:t>……………………………….</w:t>
-      </w:r>
-      <w:r>
-        <w:rPr>
-          <w:rFonts w:ascii="Arial Narrow" w:hAnsi="Arial Narrow"/>
-        </w:rPr>
-        <w:t xml:space="preserve">  </w:t>
-      </w:r>
-      <w:r>
-        <w:rPr>
-          <w:rFonts w:ascii="Arial Narrow" w:hAnsi="Arial Narrow"/>
-        </w:rPr>
-        <w:t xml:space="preserve">    </w:t>
-      </w:r>
-    </w:p>
-    <w:p>
-      <w:pPr>
-        <w:rPr>
-          <w:rFonts w:ascii="Arial Narrow" w:hAnsi="Arial Narrow"/>
-          <w:b/>
-        </w:rPr>
-      </w:pPr>
-      <w:r>
-        <w:rPr>
-          <w:rFonts w:ascii="Arial Narrow" w:hAnsi="Arial Narrow"/>
-          <w:b/>
-        </w:rPr>
-        <w:t>Approval by</w:t>
-      </w:r>
-      <w:r>
-        <w:rPr>
-          <w:rFonts w:ascii="Arial Narrow" w:hAnsi="Arial Narrow" w:hint="eastAsia"/>
-          <w:b/>
-          <w:lang w:eastAsia="zh-CN"/>
-        </w:rPr>
-        <w:t>批准</w:t>
-      </w:r>
-      <w:r>
-        <w:rPr>
-          <w:rFonts w:ascii="Arial Narrow" w:hAnsi="Arial Narrow"/>
-          <w:b/>
-        </w:rPr>
-        <w:t>:</w:t>
-      </w:r>
-    </w:p>
-    <w:p>
-      <w:pPr>
-        <w:rPr>
-          <w:rFonts w:ascii="Arial Narrow" w:hAnsi="Arial Narrow"/>
-        </w:rPr>
-      </w:pPr>
-      <w:r>
-        <w:rPr>
-          <w:rFonts w:ascii="Arial Narrow" w:hAnsi="Arial Narrow"/>
-        </w:rPr>
-        <w:t>Department Manager</w:t>
-      </w:r>
-      <w:r>
-        <w:rPr>
-          <w:rFonts w:ascii="Arial Narrow" w:hAnsi="Arial Narrow"/>
-        </w:rPr>
-        <w:t>:</w:t>
-      </w:r>
-      <w:r>
-        <w:rPr>
-          <w:rFonts w:ascii="Arial Narrow" w:hAnsi="Arial Narrow"/>
-        </w:rPr>
-        <w:t xml:space="preserve"> </w:t>
-      </w:r>
-      <w:r>
-        <w:rPr>
-          <w:rFonts w:ascii="Arial Narrow" w:hAnsi="Arial Narrow"/>
-        </w:rPr>
-        <w:t>(F</w:t>
-      </w:r>
-      <w:r>
-        <w:rPr>
-          <w:rFonts w:ascii="Arial Narrow" w:hAnsi="Arial Narrow"/>
-        </w:rPr>
-        <w:t>irst Department</w:t>
-      </w:r>
-      <w:r>
-        <w:rPr>
-          <w:rFonts w:ascii="Arial Narrow" w:hAnsi="Arial Narrow"/>
-        </w:rPr>
-        <w:t>)</w:t>
-      </w:r>
-      <w:r>
-        <w:rPr>
-          <w:rFonts w:ascii="Arial Narrow" w:hAnsi="Arial Narrow"/>
-        </w:rPr>
-        <w:t xml:space="preserve"> </w:t>
-      </w:r>
-      <w:r>
-        <w:rPr>
-          <w:rFonts w:ascii="Arial Narrow" w:hAnsi="Arial Narrow" w:hint="eastAsia"/>
-          <w:lang w:eastAsia="zh-CN"/>
-        </w:rPr>
-        <w:t>转出部门签字</w:t>
-      </w:r>
-      <w:r>
-        <w:rPr>
-          <w:rFonts w:ascii="Arial Narrow" w:hAnsi="Arial Narrow"/>
-        </w:rPr>
-        <w:t>……………………………………………………</w:t>
-      </w:r>
-      <w:proofErr w:type="gramStart"/>
-      <w:r>
-        <w:rPr>
-          <w:rFonts w:ascii="Arial Narrow" w:hAnsi="Arial Narrow"/>
-        </w:rPr>
-        <w:t>…..</w:t>
-      </w:r>
-      <w:proofErr w:type="gramEnd"/>
-    </w:p>
-    <w:p>
-      <w:pPr>
-        <w:rPr>
-          <w:rFonts w:ascii="Arial Narrow" w:hAnsi="Arial Narrow"/>
-        </w:rPr>
-      </w:pPr>
-      <w:r>
-        <w:rPr>
-          <w:rFonts w:ascii="Arial Narrow" w:hAnsi="Arial Narrow"/>
-        </w:rPr>
-        <w:t>Approval by</w:t>
-      </w:r>
-      <w:r>
-        <w:rPr>
-          <w:rFonts w:ascii="Arial Narrow" w:hAnsi="Arial Narrow" w:hint="eastAsia"/>
-          <w:lang w:eastAsia="zh-CN"/>
-        </w:rPr>
-        <w:t>批准</w:t>
-      </w:r>
-      <w:r>
-        <w:rPr>
-          <w:rFonts w:ascii="Arial Narrow" w:hAnsi="Arial Narrow"/>
-        </w:rPr>
-        <w:t>:</w:t>
-      </w:r>
-    </w:p>
-    <w:p>
-      <w:pPr>
-        <w:rPr>
-          <w:rFonts w:ascii="Arial Narrow" w:hAnsi="Arial Narrow"/>
-        </w:rPr>
-      </w:pPr>
-      <w:r>
-        <w:rPr>
-          <w:rFonts w:ascii="Arial Narrow" w:hAnsi="Arial Narrow"/>
-        </w:rPr>
-        <w:t xml:space="preserve">Department Manager </w:t>
-      </w:r>
-      <w:r>
-        <w:rPr>
-          <w:rFonts w:ascii="Arial Narrow" w:hAnsi="Arial Narrow"/>
-        </w:rPr>
-        <w:t>(S</w:t>
-      </w:r>
-      <w:r>
-        <w:rPr>
-          <w:rFonts w:ascii="Arial Narrow" w:hAnsi="Arial Narrow"/>
-        </w:rPr>
-        <w:t xml:space="preserve">econd </w:t>
-      </w:r>
-      <w:r>
-        <w:rPr>
-          <w:rFonts w:ascii="Arial Narrow" w:hAnsi="Arial Narrow"/>
-        </w:rPr>
-        <w:t>Department</w:t>
-      </w:r>
-      <w:r>
-        <w:rPr>
-          <w:rFonts w:ascii="Arial Narrow" w:hAnsi="Arial Narrow"/>
-        </w:rPr>
-        <w:t>)</w:t>
-      </w:r>
-      <w:r>
-        <w:rPr>
-          <w:rFonts w:ascii="Arial Narrow" w:hAnsi="Arial Narrow"/>
-        </w:rPr>
-        <w:t xml:space="preserve"> </w:t>
-      </w:r>
-      <w:r>
-        <w:rPr>
-          <w:rFonts w:ascii="Arial Narrow" w:hAnsi="Arial Narrow" w:hint="eastAsia"/>
-          <w:lang w:eastAsia="zh-CN"/>
-        </w:rPr>
-        <w:t>转入部门签字</w:t>
-      </w:r>
-      <w:r>
-        <w:rPr>
-          <w:rFonts w:ascii="Arial Narrow" w:hAnsi="Arial Narrow"/>
-        </w:rPr>
-        <w:t>……………………………………………………</w:t>
-      </w:r>
-    </w:p>
-    <w:p>
-      <w:pPr>
-        <w:pStyle w:val="NoSpacing"/>
-        <w:rPr>
-          <w:rFonts w:ascii="Arial Narrow" w:hAnsi="Arial Narrow"/>
-        </w:rPr>
-      </w:pPr>
-    </w:p>
-    <w:p>
-      <w:pPr>
-        <w:pStyle w:val="NoSpacing"/>
-        <w:rPr>
-          <w:rFonts w:ascii="Arial Narrow" w:hAnsi="Arial Narrow"/>
-        </w:rPr>
-      </w:pPr>
-      <w:r>
-        <w:rPr>
-          <w:rFonts w:ascii="Arial Narrow" w:hAnsi="Arial Narrow"/>
-        </w:rPr>
-        <w:t>HR</w:t>
-      </w:r>
-      <w:r>
-        <w:rPr>
-          <w:rFonts w:ascii="Arial Narrow" w:hAnsi="Arial Narrow"/>
-        </w:rPr>
-        <w:t xml:space="preserve"> Manage</w:t>
-      </w:r>
-      <w:r>
-        <w:rPr>
-          <w:rFonts w:ascii="Arial Narrow" w:hAnsi="Arial Narrow"/>
-        </w:rPr>
-        <w:t xml:space="preserve">r </w:t>
-      </w:r>
-      <w:proofErr w:type="spellStart"/>
-      <w:r>
-        <w:rPr>
-          <w:rFonts w:hint="eastAsia"/>
-          <w:sz w:val="20"/>
-          <w:szCs w:val="20"/>
-        </w:rPr>
-        <w:t>人力资源部经理</w:t>
-      </w:r>
-      <w:proofErr w:type="spellEnd"/>
-      <w:r>
-        <w:rPr>
-          <w:rFonts w:ascii="Arial Narrow" w:hAnsi="Arial Narrow"/>
-        </w:rPr>
-        <w:t>:</w:t>
-      </w:r>
-      <w:r>
-        <w:rPr>
-          <w:rFonts w:ascii="Arial Narrow" w:hAnsi="Arial Narrow"/>
-        </w:rPr>
-        <w:t xml:space="preserve"> ……………………………………………………</w:t>
-      </w:r>
-      <w:proofErr w:type="gramStart"/>
-      <w:r>
-        <w:rPr>
-          <w:rFonts w:ascii="Arial Narrow" w:hAnsi="Arial Narrow"/>
-        </w:rPr>
-        <w:t>…..</w:t>
-      </w:r>
-      <w:proofErr w:type="gramEnd"/>
+        <w:t xml:space="preserve"> ………………………………………………………..</w:t>
+      </w:r>
     </w:p>
     <w:p>
       <w:pPr>
@@ -1250,7 +944,7 @@
               </wp:anchor>
             </w:drawing>
           </mc:Choice>
-          <mc:Fallback>
+          <mc:Fallback xmlns:w16se="http://schemas.microsoft.com/office/word/2015/wordml/symex" xmlns:w16cid="http://schemas.microsoft.com/office/word/2016/wordml/cid" xmlns:am3d="http://schemas.microsoft.com/office/drawing/2017/model3d" xmlns:aink="http://schemas.microsoft.com/office/drawing/2016/ink" xmlns:cx8="http://schemas.microsoft.com/office/drawing/2016/5/14/chartex" xmlns:cx7="http://schemas.microsoft.com/office/drawing/2016/5/13/chartex" xmlns:cx6="http://schemas.microsoft.com/office/drawing/2016/5/12/chartex" xmlns:cx5="http://schemas.microsoft.com/office/drawing/2016/5/11/chartex" xmlns:cx4="http://schemas.microsoft.com/office/drawing/2016/5/10/chartex" xmlns:cx3="http://schemas.microsoft.com/office/drawing/2016/5/9/chartex" xmlns:cx2="http://schemas.microsoft.com/office/drawing/2015/10/21/chartex" xmlns:cx1="http://schemas.microsoft.com/office/drawing/2015/9/8/chartex" xmlns:cx="http://schemas.microsoft.com/office/drawing/2014/chartex">
             <w:pict>
               <v:line w14:anchorId="5D33C9D1" id="Straight Connector 3" o:spid="_x0000_s1026" style="position:absolute;z-index:251659776;visibility:visible;mso-wrap-style:square;mso-width-percent:0;mso-height-percent:0;mso-wrap-distance-left:9pt;mso-wrap-distance-top:0;mso-wrap-distance-right:9pt;mso-wrap-distance-bottom:0;mso-position-horizontal:absolute;mso-position-horizontal-relative:text;mso-position-vertical:absolute;mso-position-vertical-relative:text;mso-width-percent:0;mso-height-percent:0;mso-width-relative:margin;mso-height-relative:margin" from="-70.5pt,15.7pt" to="536.25pt,15.7pt" o:gfxdata="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" strokecolor="black [3040]"/>
             </w:pict>
@@ -1298,58 +992,16 @@
               <w:rPr>
                 <w:rFonts w:ascii="Arial Narrow" w:hAnsi="Arial Narrow"/>
               </w:rPr>
-              <w:t xml:space="preserve">Acknowledgement of Receipt: </w:t>
+              <w:t>Acknowledgement of Receipt: Labour Companies Use Only</w:t>
             </w:r>
-            <w:proofErr w:type="spellStart"/>
             <w:r>
               <w:rPr>
                 <w:rFonts w:ascii="Arial Narrow" w:hAnsi="Arial Narrow"/>
               </w:rPr>
-              <w:t>Labour</w:t>
-            </w:r>
-            <w:proofErr w:type="spellEnd"/>
-            <w:r>
-              <w:rPr>
-                <w:rFonts w:ascii="Arial Narrow" w:hAnsi="Arial Narrow"/>
-              </w:rPr>
-              <w:t xml:space="preserve"> Companies Use Only</w:t>
-            </w:r>
-          </w:p>
-          <w:p>
-            <w:pPr>
-              <w:pStyle w:val="NoSpacing"/>
-              <w:rPr>
-                <w:rFonts w:ascii="Arial Narrow" w:hAnsi="Arial Narrow"/>
-                <w:sz w:val="24"/>
-                <w:szCs w:val="24"/>
-                <w:lang w:eastAsia="zh-CN"/>
-              </w:rPr>
-            </w:pPr>
-            <w:r>
-              <w:rPr>
-                <w:rFonts w:ascii="Arial Narrow" w:hAnsi="Arial Narrow" w:hint="eastAsia"/>
-                <w:sz w:val="24"/>
-                <w:szCs w:val="24"/>
-                <w:lang w:eastAsia="zh-CN"/>
-              </w:rPr>
-              <w:t>身份验证</w:t>
-            </w:r>
-            <w:r>
-              <w:rPr>
-                <w:rFonts w:ascii="Arial Narrow" w:hAnsi="Arial Narrow" w:hint="eastAsia"/>
-                <w:sz w:val="24"/>
-                <w:szCs w:val="24"/>
-                <w:lang w:eastAsia="zh-CN"/>
-              </w:rPr>
               <w:t>:</w:t>
             </w:r>
-            <w:r>
-              <w:rPr>
-                <w:rFonts w:ascii="Arial Narrow" w:hAnsi="Arial Narrow" w:hint="eastAsia"/>
-                <w:lang w:eastAsia="zh-CN"/>
-              </w:rPr>
-              <w:t>仅供劳务公司存档使用</w:t>
-            </w:r>
+            <w:bookmarkStart w:id="0" w:name="_GoBack"/>
+            <w:bookmarkEnd w:id="0"/>
           </w:p>
         </w:tc>
       </w:tr>
@@ -1367,19 +1019,17 @@
                 <w:rFonts w:ascii="Arial Narrow" w:hAnsi="Arial Narrow"/>
               </w:rPr>
             </w:pPr>
-            <w:proofErr w:type="spellStart"/>
             <w:r>
               <w:rPr>
                 <w:rFonts w:ascii="Arial Narrow" w:hAnsi="Arial Narrow"/>
               </w:rPr>
-              <w:t>Labour</w:t>
+              <w:t>Vamed Gmbh</w:t>
             </w:r>
-            <w:proofErr w:type="spellEnd"/>
             <w:r>
               <w:rPr>
                 <w:rFonts w:ascii="Arial Narrow" w:hAnsi="Arial Narrow"/>
               </w:rPr>
-              <w:t xml:space="preserve"> Company:</w:t>
+              <w:t>:</w:t>
             </w:r>
             <w:r>
               <w:rPr>
@@ -1387,14 +1037,6 @@
               </w:rPr>
               <w:t xml:space="preserve"> </w:t>
             </w:r>
-            <w:proofErr w:type="spellStart"/>
-            <w:r>
-              <w:rPr>
-                <w:rFonts w:ascii="Arial Narrow" w:hAnsi="Arial Narrow" w:hint="eastAsia"/>
-              </w:rPr>
-              <w:t>劳务公司</w:t>
-            </w:r>
-            <w:proofErr w:type="spellEnd"/>
           </w:p>
         </w:tc>
         <w:tc>
@@ -1422,16 +1064,6 @@
               </w:rPr>
               <w:t xml:space="preserve"> </w:t>
             </w:r>
-            <w:proofErr w:type="spellStart"/>
-            <w:r>
-              <w:rPr>
-                <w:rFonts w:ascii="Arial Narrow" w:hAnsi="Arial Narrow" w:hint="eastAsia"/>
-                <w:sz w:val="24"/>
-                <w:szCs w:val="24"/>
-              </w:rPr>
-              <w:t>签名和盖章</w:t>
-            </w:r>
-            <w:proofErr w:type="spellEnd"/>
           </w:p>
         </w:tc>
       </w:tr>
@@ -1485,7 +1117,7 @@
 </file>
 
 <file path=word/endnotes.xml><?xml version="1.0" encoding="utf-8"?>
-<w:endnotes xmlns:wpc="http://schemas.microsoft.com/office/word/2010/wordprocessingCanvas" xmlns:cx="http://schemas.microsoft.com/office/drawing/2014/chartex" xmlns:cx1="http://schemas.microsoft.com/office/drawing/2015/9/8/chartex" xmlns:cx2="http://schemas.microsoft.com/office/drawing/2015/10/21/chartex" xmlns:cx3="http://schemas.microsoft.com/office/drawing/2016/5/9/chartex" xmlns:cx4="http://schemas.microsoft.com/office/drawing/2016/5/10/chartex" xmlns:cx5="http://schemas.microsoft.com/office/drawing/2016/5/11/chartex" xmlns:cx6="http://schemas.microsoft.com/office/drawing/2016/5/12/chartex" xmlns:cx7="http://schemas.microsoft.com/office/drawing/2016/5/13/chartex" xmlns:cx8="http://schemas.microsoft.com/office/drawing/2016/5/14/chartex" xmlns:mc="http://schemas.openxmlformats.org/markup-compatibility/2006" xmlns:aink="http://schemas.microsoft.com/office/drawing/2016/ink" xmlns:am3d="http://schemas.microsoft.com/office/drawing/2017/model3d" xmlns:o="urn:schemas-microsoft-com:office:office" xmlns:r="http://schemas.openxmlformats.org/officeDocument/2006/relationships" xmlns:m="http://schemas.openxmlformats.org/officeDocument/2006/math" xmlns:v="urn:schemas-microsoft-com:vml" xmlns:wp14="http://schemas.microsoft.com/office/word/2010/wordprocessingDrawing" xmlns:wp="http://schemas.openxmlformats.org/drawingml/2006/wordprocessingDrawing" xmlns:w10="urn:schemas-microsoft-com:office:word" xmlns:w="http://schemas.openxmlformats.org/wordprocessingml/2006/main" xmlns:w14="http://schemas.microsoft.com/office/word/2010/wordml" xmlns:w15="http://schemas.microsoft.com/office/word/2012/wordml" xmlns:w16cid="http://schemas.microsoft.com/office/word/2016/wordml/cid" xmlns:w16se="http://schemas.microsoft.com/office/word/2015/wordml/symex" xmlns:wpg="http://schemas.microsoft.com/office/word/2010/wordprocessingGroup" xmlns:wpi="http://schemas.microsoft.com/office/word/2010/wordprocessingInk" xmlns:wne="http://schemas.microsoft.com/office/word/2006/wordml" xmlns:wps="http://schemas.microsoft.com/office/word/2010/wordprocessingShape" mc:Ignorable="w14 w15 w16se w16cid wp14">
+<w:endnotes xmlns:wpc="http://schemas.microsoft.com/office/word/2010/wordprocessingCanvas" xmlns:mc="http://schemas.openxmlformats.org/markup-compatibility/2006" xmlns:o="urn:schemas-microsoft-com:office:office" xmlns:r="http://schemas.openxmlformats.org/officeDocument/2006/relationships" xmlns:m="http://schemas.openxmlformats.org/officeDocument/2006/math" xmlns:v="urn:schemas-microsoft-com:vml" xmlns:wp14="http://schemas.microsoft.com/office/word/2010/wordprocessingDrawing" xmlns:wp="http://schemas.openxmlformats.org/drawingml/2006/wordprocessingDrawing" xmlns:w10="urn:schemas-microsoft-com:office:word" xmlns:w="http://schemas.openxmlformats.org/wordprocessingml/2006/main" xmlns:w14="http://schemas.microsoft.com/office/word/2010/wordml" xmlns:w15="http://schemas.microsoft.com/office/word/2012/wordml" xmlns:wpg="http://schemas.microsoft.com/office/word/2010/wordprocessingGroup" xmlns:wpi="http://schemas.microsoft.com/office/word/2010/wordprocessingInk" xmlns:wne="http://schemas.microsoft.com/office/word/2006/wordml" xmlns:wps="http://schemas.microsoft.com/office/word/2010/wordprocessingShape" mc:Ignorable="w14 w15 wp14">
   <w:endnote w:type="separator" w:id="-1">
     <w:p>
       <w:pPr>
@@ -1510,7 +1142,7 @@
 </file>
 
 <file path=word/footnotes.xml><?xml version="1.0" encoding="utf-8"?>
-<w:footnotes xmlns:wpc="http://schemas.microsoft.com/office/word/2010/wordprocessingCanvas" xmlns:cx="http://schemas.microsoft.com/office/drawing/2014/chartex" xmlns:cx1="http://schemas.microsoft.com/office/drawing/2015/9/8/chartex" xmlns:cx2="http://schemas.microsoft.com/office/drawing/2015/10/21/chartex" xmlns:cx3="http://schemas.microsoft.com/office/drawing/2016/5/9/chartex" xmlns:cx4="http://schemas.microsoft.com/office/drawing/2016/5/10/chartex" xmlns:cx5="http://schemas.microsoft.com/office/drawing/2016/5/11/chartex" xmlns:cx6="http://schemas.microsoft.com/office/drawing/2016/5/12/chartex" xmlns:cx7="http://schemas.microsoft.com/office/drawing/2016/5/13/chartex" xmlns:cx8="http://schemas.microsoft.com/office/drawing/2016/5/14/chartex" xmlns:mc="http://schemas.openxmlformats.org/markup-compatibility/2006" xmlns:aink="http://schemas.microsoft.com/office/drawing/2016/ink" xmlns:am3d="http://schemas.microsoft.com/office/drawing/2017/model3d" xmlns:o="urn:schemas-microsoft-com:office:office" xmlns:r="http://schemas.openxmlformats.org/officeDocument/2006/relationships" xmlns:m="http://schemas.openxmlformats.org/officeDocument/2006/math" xmlns:v="urn:schemas-microsoft-com:vml" xmlns:wp14="http://schemas.microsoft.com/office/word/2010/wordprocessingDrawing" xmlns:wp="http://schemas.openxmlformats.org/drawingml/2006/wordprocessingDrawing" xmlns:w10="urn:schemas-microsoft-com:office:word" xmlns:w="http://schemas.openxmlformats.org/wordprocessingml/2006/main" xmlns:w14="http://schemas.microsoft.com/office/word/2010/wordml" xmlns:w15="http://schemas.microsoft.com/office/word/2012/wordml" xmlns:w16cid="http://schemas.microsoft.com/office/word/2016/wordml/cid" xmlns:w16se="http://schemas.microsoft.com/office/word/2015/wordml/symex" xmlns:wpg="http://schemas.microsoft.com/office/word/2010/wordprocessingGroup" xmlns:wpi="http://schemas.microsoft.com/office/word/2010/wordprocessingInk" xmlns:wne="http://schemas.microsoft.com/office/word/2006/wordml" xmlns:wps="http://schemas.microsoft.com/office/word/2010/wordprocessingShape" mc:Ignorable="w14 w15 w16se w16cid wp14">
+<w:footnotes xmlns:wpc="http://schemas.microsoft.com/office/word/2010/wordprocessingCanvas" xmlns:mc="http://schemas.openxmlformats.org/markup-compatibility/2006" xmlns:o="urn:schemas-microsoft-com:office:office" xmlns:r="http://schemas.openxmlformats.org/officeDocument/2006/relationships" xmlns:m="http://schemas.openxmlformats.org/officeDocument/2006/math" xmlns:v="urn:schemas-microsoft-com:vml" xmlns:wp14="http://schemas.microsoft.com/office/word/2010/wordprocessingDrawing" xmlns:wp="http://schemas.openxmlformats.org/drawingml/2006/wordprocessingDrawing" xmlns:w10="urn:schemas-microsoft-com:office:word" xmlns:w="http://schemas.openxmlformats.org/wordprocessingml/2006/main" xmlns:w14="http://schemas.microsoft.com/office/word/2010/wordml" xmlns:w15="http://schemas.microsoft.com/office/word/2012/wordml" xmlns:wpg="http://schemas.microsoft.com/office/word/2010/wordprocessingGroup" xmlns:wpi="http://schemas.microsoft.com/office/word/2010/wordprocessingInk" xmlns:wne="http://schemas.microsoft.com/office/word/2006/wordml" xmlns:wps="http://schemas.microsoft.com/office/word/2010/wordprocessingShape" mc:Ignorable="w14 w15 wp14">
   <w:footnote w:type="separator" w:id="-1">
     <w:p>
       <w:pPr>
@@ -1535,7 +1167,7 @@
 </file>
 
 <file path=word/styles.xml><?xml version="1.0" encoding="utf-8"?>
-<w:styles xmlns:mc="http://schemas.openxmlformats.org/markup-compatibility/2006" xmlns:r="http://schemas.openxmlformats.org/officeDocument/2006/relationships" xmlns:w="http://schemas.openxmlformats.org/wordprocessingml/2006/main" xmlns:w14="http://schemas.microsoft.com/office/word/2010/wordml" xmlns:w15="http://schemas.microsoft.com/office/word/2012/wordml" xmlns:w16cid="http://schemas.microsoft.com/office/word/2016/wordml/cid" xmlns:w16se="http://schemas.microsoft.com/office/word/2015/wordml/symex" mc:Ignorable="w14 w15 w16se w16cid">
+<w:styles xmlns:mc="http://schemas.openxmlformats.org/markup-compatibility/2006" xmlns:r="http://schemas.openxmlformats.org/officeDocument/2006/relationships" xmlns:w="http://schemas.openxmlformats.org/wordprocessingml/2006/main" xmlns:w14="http://schemas.microsoft.com/office/word/2010/wordml" xmlns:w15="http://schemas.microsoft.com/office/word/2012/wordml" mc:Ignorable="w14 w15">
   <w:docDefaults>
     <w:rPrDefault>
       <w:rPr>
@@ -1551,7 +1183,7 @@
       </w:pPr>
     </w:pPrDefault>
   </w:docDefaults>
-  <w:latentStyles w:defLockedState="0" w:defUIPriority="99" w:defSemiHidden="0" w:defUnhideWhenUsed="0" w:defQFormat="0" w:count="375">
+  <w:latentStyles w:defLockedState="0" w:defUIPriority="99" w:defSemiHidden="0" w:defUnhideWhenUsed="0" w:defQFormat="0" w:count="371">
     <w:lsdException w:name="Normal" w:uiPriority="0" w:qFormat="1"/>
     <w:lsdException w:name="heading 1" w:uiPriority="9" w:qFormat="1"/>
     <w:lsdException w:name="heading 2" w:semiHidden="1" w:uiPriority="9" w:unhideWhenUsed="1" w:qFormat="1"/>
@@ -1923,10 +1555,6 @@
     <w:lsdException w:name="List Table 5 Dark Accent 6" w:uiPriority="50"/>
     <w:lsdException w:name="List Table 6 Colorful Accent 6" w:uiPriority="51"/>
     <w:lsdException w:name="List Table 7 Colorful Accent 6" w:uiPriority="52"/>
-    <w:lsdException w:name="Mention" w:semiHidden="1" w:unhideWhenUsed="1"/>
-    <w:lsdException w:name="Smart Hyperlink" w:semiHidden="1" w:unhideWhenUsed="1"/>
-    <w:lsdException w:name="Hashtag" w:semiHidden="1" w:unhideWhenUsed="1"/>
-    <w:lsdException w:name="Unresolved Mention" w:semiHidden="1" w:unhideWhenUsed="1"/>
   </w:latentStyles>
   <w:style w:type="paragraph" w:default="1" w:styleId="Normal">
     <w:name w:val="Normal"/>
@@ -2376,7 +2004,7 @@
 </file>
 
 <file path=customXml/itemProps1.xml><?xml version="1.0" encoding="utf-8"?>
-<ds:datastoreItem xmlns:ds="http://schemas.openxmlformats.org/officeDocument/2006/customXml" ds:itemID="{6252076B-4CA9-44F4-B1A9-5AC2F6774C28}">
+<ds:datastoreItem xmlns:ds="http://schemas.openxmlformats.org/officeDocument/2006/customXml" ds:itemID="{5C274CAD-3C34-44FB-8F9B-1FE2A869E660}">
   <ds:schemaRefs>
     <ds:schemaRef ds:uri="http://schemas.openxmlformats.org/officeDocument/2006/bibliography"/>
   </ds:schemaRefs>
